--- a/worksheets/Lab19-Worksheet.docx
+++ b/worksheets/Lab19-Worksheet.docx
@@ -24,7 +24,7 @@
           <w:color w:val="1A3C6E"/>
           <w:sz w:val="32"/>
         </w:rPr>
-        <w:t>Lab 19 — Classify images</w:t>
+        <w:t>Lab 19 — Generate images with AI</w:t>
       </w:r>
     </w:p>
     <w:p>
@@ -117,7 +117,7 @@
     </w:p>
     <w:p>
       <w:r>
-        <w:t>In this lab, you created Custom Vision training and prediction resources, used the Custom Vision portal to upload and tag 45 images of fruit (apple, banana, orange), trained a multiclass image classification model using the Food domain, tested it with Quick Test URLs, then automated additional training via the Custom Vision Training API and consumed predictions from the published model in a client application.</w:t>
+        <w:t>Students deployed the gpt-image-2 model through Microsoft Foundry and built a Python client application using the OpenAI SDK that submitted natural-language prompts to the OpenAI Images API and saved the base64-decoded results as PNG files. The lab covered testing image generation interactively in the Foundry Tools playground before replicating the workflow in a programmatic client.</w:t>
       </w:r>
     </w:p>
     <w:p/>
@@ -145,12 +145,12 @@
           <w:b/>
           <w:sz w:val="22"/>
         </w:rPr>
-        <w:t>Screenshot 1 — Training Performance Metrics</w:t>
+        <w:t>Screenshot 1 — Foundry Playground Generated Image</w:t>
       </w:r>
     </w:p>
     <w:p>
       <w:r>
-        <w:t>After clicking Train and selecting Quick Training in the Custom Vision portal, capture the Performance page showing the Precision, Recall, and AP (Average Precision) metrics for your trained 'Classify Fruit' model iteration.</w:t>
+        <w:t>The Microsoft Foundry image-generation playground displaying a generated image of a robot eating spaghetti, produced by the deployed gpt-image-2 model in response to the student's text prompt.</w:t>
       </w:r>
     </w:p>
     <w:tbl>
@@ -193,12 +193,12 @@
           <w:b/>
           <w:sz w:val="22"/>
         </w:rPr>
-        <w:t>Screenshot 2 — Quick Test Prediction Result</w:t>
+        <w:t>Screenshot 2 — Client App Terminal Output</w:t>
       </w:r>
     </w:p>
     <w:p>
       <w:r>
-        <w:t>After clicking Quick Test and entering the test image URL 'https://aka.ms/test-apple' (or test-banana or test-orange), capture the Quick Test results window showing the predicted class tag and probability score for the test image.</w:t>
+        <w:t>Terminal window showing the image-client.py application running, with the student's prompt 'Create an image of a robot eating pizza' entered and a confirmation message that image_1.png was saved to the images folder.</w:t>
       </w:r>
     </w:p>
     <w:tbl>
@@ -241,60 +241,12 @@
           <w:b/>
           <w:sz w:val="22"/>
         </w:rPr>
-        <w:t>Screenshot 3 — API-Based Training Iteration</w:t>
+        <w:t>Screenshot 3 — Saved Generated Image</w:t>
       </w:r>
     </w:p>
     <w:p>
       <w:r>
-        <w:t>After running 'python train-classifier.py' in Cloud Shell, return to the Custom Vision portal and refresh the Performance page. Capture the Performance page showing the new training iteration created by the API, confirming that additional tagged images were uploaded and a new model iteration was trained.</w:t>
-      </w:r>
-    </w:p>
-    <w:tbl>
-      <w:tblPr>
-        <w:tblStyle w:val="TableGrid"/>
-        <w:tblW w:type="auto" w:w="0"/>
-        <w:jc w:val="center"/>
-        <w:tblLook w:firstColumn="1" w:firstRow="1" w:lastColumn="0" w:lastRow="0" w:noHBand="0" w:noVBand="1" w:val="04A0"/>
-      </w:tblPr>
-      <w:tblGrid>
-        <w:gridCol w:w="9360"/>
-      </w:tblGrid>
-      <w:tr>
-        <w:tc>
-          <w:tcPr>
-            <w:tcW w:type="dxa" w:w="8640"/>
-            <w:shd w:fill="F2F2F2" w:val="clear"/>
-          </w:tcPr>
-          <w:p>
-            <w:pPr>
-              <w:spacing w:before="1200" w:after="1200"/>
-              <w:jc w:val="center"/>
-            </w:pPr>
-            <w:r>
-              <w:rPr>
-                <w:i/>
-                <w:color w:val="999999"/>
-                <w:sz w:val="24"/>
-              </w:rPr>
-              <w:t>[ Insert Screenshot Here ]</w:t>
-            </w:r>
-          </w:p>
-        </w:tc>
-      </w:tr>
-    </w:tbl>
-    <w:p/>
-    <w:p>
-      <w:r>
-        <w:rPr>
-          <w:b/>
-          <w:sz w:val="22"/>
-        </w:rPr>
-        <w:t>Screenshot 4 — Client Application Prediction Output</w:t>
-      </w:r>
-    </w:p>
-    <w:p>
-      <w:r>
-        <w:t>After configuring the prediction resource endpoint and key in the test-classifier .env file and running 'python test-classifier.py', capture the Cloud Shell console output showing the classification predictions (tag labels and probability scores) for the three test images (IMG_TEST_1.jpg, IMG_TEST_2.jpg, IMG_TEST_3.jpg).</w:t>
+        <w:t>The saved PNG file (image_1.png) opened in an image viewer, showing the AI-generated robot-eating-pizza scene that the application decoded from the base64 response returned by the gpt-image-2 model.</w:t>
       </w:r>
     </w:p>
     <w:tbl>
@@ -347,7 +299,7 @@
           <w:b/>
           <w:sz w:val="22"/>
         </w:rPr>
-        <w:t>1. The Custom Vision portal reported Precision, Recall, and AP metrics after training. Explain what each metric means in the context of your fruit classifier, and why all three were likely very high for this dataset of only three classes with 15 images each.</w:t>
+        <w:t>1. The gpt-image-2 model returns generated images as base64-encoded data rather than a URL. What are the practical advantages and disadvantages of this approach compared to returning a hosted image URL?</w:t>
       </w:r>
     </w:p>
     <w:p>
@@ -368,7 +320,7 @@
           <w:b/>
           <w:sz w:val="22"/>
         </w:rPr>
-        <w:t>2. You trained the model in two ways: first through the Custom Vision portal GUI with Quick Training, then programmatically using the Custom Vision Training API. What advantages does the API-based approach offer for a production image classification workflow?</w:t>
+        <w:t>2. How does crafting an effective image-generation prompt differ from crafting a text-completion prompt, and what elements (subject, style, context) most influenced the quality of your generated images in the playground?</w:t>
       </w:r>
     </w:p>
     <w:p>
@@ -389,7 +341,7 @@
           <w:b/>
           <w:sz w:val="22"/>
         </w:rPr>
-        <w:t>3. When the test-classifier.py program ran predictions, it only displayed tags with a probability greater than 50%. How would you adjust this threshold for a scenario where misclassification has serious consequences (e.g., allergen detection in food)?</w:t>
+        <w:t>3. In what business scenarios would programmatic image generation through the OpenAI Images API provide value over manual design tools, and what guardrails or content policies would you need to implement for a production deployment?</w:t>
       </w:r>
     </w:p>
     <w:p>
